--- a/講義/申論臨摹範本_106-114.docx
+++ b/講義/申論臨摹範本_106-114.docx
@@ -9567,7 +9567,7 @@
                 <w:b/>
                 <w:sz w:val="20"/>
               </w:rPr>
-              <w:t>❗ 本題最大陷阱：「都市設計層面」與「敷地計畫層面」必須分開作答。混在一起寫＝直接扣分。臨摹時用「面的策略／點的策略」把兩段切清楚。</w:t>
+              <w:t>❗ 本題最大陷阱：「都市設計層面」與「敷地計畫層面」須分開作答；混寫＝未完整回應題目要求。臨摹時用「面的策略／點的策略」把兩段切清楚。</w:t>
             </w:r>
           </w:p>
         </w:tc>
